--- a/for users only example user journeys (not for bot or ai access).docx
+++ b/for users only example user journeys (not for bot or ai access).docx
@@ -1000,8 +1000,24 @@
           <w:numId w:val="12"/>
         </w:numPr>
       </w:pPr>
-      <w:r>
-        <w:t>http://127.0.0.1:8000/documents/&lt;company_uuid&gt;/</w:t>
+      <w:hyperlink r:id="rId5" w:history="1">
+        <w:r>
+          <w:rPr>
+            <w:rStyle w:val="Hyperlink"/>
+          </w:rPr>
+          <w:t>http://127.0.0.1:8000/documents/&lt;company_uuid&gt;/</w:t>
+        </w:r>
+      </w:hyperlink>
+    </w:p>
+    <w:p>
+      <w:pPr>
+        <w:numPr>
+          <w:ilvl w:val="1"/>
+          <w:numId w:val="12"/>
+        </w:numPr>
+      </w:pPr>
+      <w:r>
+        <w:t>http://127.0.0.1:8000/documents/f94e851a-b34f-401b-86aa-7c08311f883e</w:t>
       </w:r>
     </w:p>
     <w:p>
@@ -1099,6 +1115,34 @@
     <w:p>
       <w:pPr>
         <w:numPr>
+          <w:ilvl w:val="1"/>
+          <w:numId w:val="16"/>
+        </w:numPr>
+      </w:pPr>
+      <w:r>
+        <w:t>http://127.0.0.1:8000/documents/f94e851a-b34f-401b-86aa-7c08311f883e</w:t>
+      </w:r>
+      <w:r>
+        <w:t>/</w:t>
+      </w:r>
+      <w:r>
+        <w:t>35fa6385-4899-4bdf-8728-1812d252f82e</w:t>
+      </w:r>
+      <w:r>
+        <w:t>/status/</w:t>
+      </w:r>
+    </w:p>
+    <w:p>
+      <w:pPr>
+        <w:numPr>
+          <w:ilvl w:val="1"/>
+          <w:numId w:val="16"/>
+        </w:numPr>
+      </w:pPr>
+    </w:p>
+    <w:p>
+      <w:pPr>
+        <w:numPr>
           <w:ilvl w:val="0"/>
           <w:numId w:val="17"/>
         </w:numPr>
@@ -1279,6 +1323,7 @@
     </w:p>
     <w:p>
       <w:r>
+        <w:lastRenderedPageBreak/>
         <w:t>Create a dividend run and allocate amounts to beneficiaries.</w:t>
       </w:r>
     </w:p>
@@ -1327,7 +1372,6 @@
         </w:numPr>
       </w:pPr>
       <w:r>
-        <w:lastRenderedPageBreak/>
         <w:t>List runs:</w:t>
       </w:r>
     </w:p>
@@ -1338,8 +1382,28 @@
           <w:numId w:val="21"/>
         </w:numPr>
       </w:pPr>
-      <w:r>
-        <w:t>http://127.0.0.1:8000/dividends/&lt;company_uuid&gt;/</w:t>
+      <w:hyperlink r:id="rId6" w:history="1">
+        <w:r>
+          <w:rPr>
+            <w:rStyle w:val="Hyperlink"/>
+          </w:rPr>
+          <w:t>http://127.0.0.1:8000/dividends/&lt;company_uuid&gt;/</w:t>
+        </w:r>
+      </w:hyperlink>
+    </w:p>
+    <w:p>
+      <w:pPr>
+        <w:numPr>
+          <w:ilvl w:val="1"/>
+          <w:numId w:val="21"/>
+        </w:numPr>
+      </w:pPr>
+      <w:r>
+        <w:t>http://127.0.0.1:8000/dividends/</w:t>
+      </w:r>
+      <w:r>
+        <w:br/>
+        <w:t>f94e851a-b34f-401b-86aa-7c08311f883e</w:t>
       </w:r>
     </w:p>
     <w:p>
@@ -1622,8 +1686,31 @@
           <w:numId w:val="30"/>
         </w:numPr>
       </w:pPr>
-      <w:r>
-        <w:t>http://127.0.0.1:8000/month-end/&lt;company_uuid&gt;/</w:t>
+      <w:hyperlink r:id="rId7" w:history="1">
+        <w:r>
+          <w:rPr>
+            <w:rStyle w:val="Hyperlink"/>
+          </w:rPr>
+          <w:t>http://127.0.0.1:8000/month-end/&lt;company_uuid&gt;/</w:t>
+        </w:r>
+      </w:hyperlink>
+    </w:p>
+    <w:p>
+      <w:pPr>
+        <w:numPr>
+          <w:ilvl w:val="1"/>
+          <w:numId w:val="30"/>
+        </w:numPr>
+      </w:pPr>
+      <w:r>
+        <w:t>http://127.0.0.1:8000/month-end/</w:t>
+      </w:r>
+      <w:r>
+        <w:br/>
+        <w:t>f94e851a-b34f-401b-86aa-7c08311f883e</w:t>
+      </w:r>
+      <w:r>
+        <w:t>/</w:t>
       </w:r>
     </w:p>
     <w:p>
@@ -1678,7 +1765,6 @@
         </w:numPr>
       </w:pPr>
       <w:r>
-        <w:lastRenderedPageBreak/>
         <w:t>On detail page, you must submit </w:t>
       </w:r>
       <w:proofErr w:type="spellStart"/>
@@ -2028,6 +2114,7 @@
         </w:numPr>
       </w:pPr>
       <w:r>
+        <w:lastRenderedPageBreak/>
         <w:t>Use that token to call endpoints (examples):</w:t>
       </w:r>
     </w:p>
@@ -2108,7 +2195,6 @@
         </w:numPr>
       </w:pPr>
       <w:r>
-        <w:lastRenderedPageBreak/>
         <w:t>In /admin/, create </w:t>
       </w:r>
       <w:r>
@@ -2916,7 +3002,7 @@
         <w:sz w:val="20"/>
       </w:rPr>
     </w:lvl>
-    <w:lvl w:ilvl="1" w:tentative="1">
+    <w:lvl w:ilvl="1">
       <w:start w:val="1"/>
       <w:numFmt w:val="bullet"/>
       <w:lvlText w:val="o"/>
@@ -4984,7 +5070,7 @@
         <w:sz w:val="20"/>
       </w:rPr>
     </w:lvl>
-    <w:lvl w:ilvl="1" w:tentative="1">
+    <w:lvl w:ilvl="1">
       <w:start w:val="1"/>
       <w:numFmt w:val="bullet"/>
       <w:lvlText w:val="o"/>
@@ -5395,7 +5481,7 @@
         <w:sz w:val="20"/>
       </w:rPr>
     </w:lvl>
-    <w:lvl w:ilvl="1" w:tentative="1">
+    <w:lvl w:ilvl="1">
       <w:start w:val="1"/>
       <w:numFmt w:val="bullet"/>
       <w:lvlText w:val="o"/>
@@ -7640,7 +7726,7 @@
         <w:sz w:val="20"/>
       </w:rPr>
     </w:lvl>
-    <w:lvl w:ilvl="1" w:tentative="1">
+    <w:lvl w:ilvl="1">
       <w:start w:val="1"/>
       <w:numFmt w:val="bullet"/>
       <w:lvlText w:val="o"/>
@@ -7789,7 +7875,7 @@
         <w:sz w:val="20"/>
       </w:rPr>
     </w:lvl>
-    <w:lvl w:ilvl="1" w:tentative="1">
+    <w:lvl w:ilvl="1">
       <w:start w:val="1"/>
       <w:numFmt w:val="bullet"/>
       <w:lvlText w:val="o"/>
@@ -8347,6 +8433,18 @@
   </w:num>
   <w:num w:numId="44" w16cid:durableId="1112746036">
     <w:abstractNumId w:val="19"/>
+  </w:num>
+  <w:num w:numId="45" w16cid:durableId="292256668">
+    <w:abstractNumId w:val="20"/>
+    <w:lvlOverride w:ilvl="0"/>
+    <w:lvlOverride w:ilvl="1"/>
+    <w:lvlOverride w:ilvl="2"/>
+    <w:lvlOverride w:ilvl="3"/>
+    <w:lvlOverride w:ilvl="4"/>
+    <w:lvlOverride w:ilvl="5"/>
+    <w:lvlOverride w:ilvl="6"/>
+    <w:lvlOverride w:ilvl="7"/>
+    <w:lvlOverride w:ilvl="8"/>
   </w:num>
 </w:numbering>
 </file>
@@ -8749,7 +8847,7 @@
   <w:style w:type="paragraph" w:default="1" w:styleId="Normal">
     <w:name w:val="Normal"/>
     <w:qFormat/>
-    <w:rsid w:val="00E35E7B"/>
+    <w:rsid w:val="00002C27"/>
     <w:rPr>
       <w:rFonts w:ascii="Jost" w:hAnsi="Jost"/>
     </w:rPr>
@@ -9281,6 +9379,29 @@
       <w:spacing w:val="5"/>
     </w:rPr>
   </w:style>
+  <w:style w:type="character" w:styleId="Hyperlink">
+    <w:name w:val="Hyperlink"/>
+    <w:basedOn w:val="DefaultParagraphFont"/>
+    <w:uiPriority w:val="99"/>
+    <w:unhideWhenUsed/>
+    <w:rsid w:val="00002C27"/>
+    <w:rPr>
+      <w:color w:val="467886" w:themeColor="hyperlink"/>
+      <w:u w:val="single"/>
+    </w:rPr>
+  </w:style>
+  <w:style w:type="character" w:styleId="UnresolvedMention">
+    <w:name w:val="Unresolved Mention"/>
+    <w:basedOn w:val="DefaultParagraphFont"/>
+    <w:uiPriority w:val="99"/>
+    <w:semiHidden/>
+    <w:unhideWhenUsed/>
+    <w:rsid w:val="00002C27"/>
+    <w:rPr>
+      <w:color w:val="605E5C"/>
+      <w:shd w:val="clear" w:color="auto" w:fill="E1DFDD"/>
+    </w:rPr>
+  </w:style>
 </w:styles>
 </file>
 
